--- a/03_수강생_배포용_템플릿/03_MVP_테스트_체크리스트_및_시연발표_가이드.docx
+++ b/03_수강생_배포용_템플릿/03_MVP_테스트_체크리스트_및_시연발표_가이드.docx
@@ -834,7 +834,7 @@
                 <w:color w:val="1E3A8A"/>
                 <w:sz w:val="19"/>
               </w:rPr>
-              <w:t>별도 PPT 슬라이드를 넘기며 설명하느라 시간을 쓰지 마세요! 만든 웹 MVP 화면을 띄워놓고 바로 보여주는 것이 가장 설득력 있습니다.</w:t>
+              <w:t>별도 PPT 슬라이드를 넘기며 설명하느라 시간을 쓰지 마세요! 만든 웹 MVP 화면을 띄워놓고 바로 보여주는 것 이 가장 설득력 있습니다.</w:t>
             </w:r>
           </w:p>
         </w:tc>
@@ -915,7 +915,7 @@
                 <w:color w:val="1E3A8A"/>
                 <w:sz w:val="19"/>
               </w:rPr>
-              <w:t>"안녕하십니까, [소속 부서] [성명] 과장입니다. 제가 만든 MVP는 [프로젝트 명칭]입니다.</w:t>
+              <w:t>"안녕하십니까, [소속 부서] [성명] 과장입니다. 제가 만든 MVP는 [프로젝트 명칭] 입니다.</w:t>
             </w:r>
           </w:p>
         </w:tc>
@@ -971,7 +971,7 @@
                 <w:color w:val="1E3A8A"/>
                 <w:sz w:val="19"/>
               </w:rPr>
-              <w:t>이를 해결하기 위해 [핵심 기능 1]과 [핵심 기능 2]에 집중한 업무용 웹 도구를 Claude Code로 제작했습니다."</w:t>
+              <w:t>이를 해결하기 위해 [핵심 기능 1] 과 [핵심 기능 2] 에 집중한 업무용 웹 도구를 Claude Code로 제작했습니다."</w:t>
             </w:r>
           </w:p>
         </w:tc>
@@ -1066,7 +1066,7 @@
                 <w:color w:val="1E3A8A"/>
                 <w:sz w:val="19"/>
               </w:rPr>
-              <w:t>1) 먼저 현업 데이터 구조와 동일한 샘플 CSV 파일을 업로드해 보겠습니다. 보시는 것처럼 1초 만에 [상단 핵심 KPI 4가지]가 자동 계산됩니다.</w:t>
+              <w:t>1) 먼저 현업 데이터 구조와 동일한 샘플 CSV 파일을 업로드해 보겠습니다. 보시는 것처럼 1초 만에 [상단 핵심 KPI 4가지]가 자동 계산 됩니다.</w:t>
             </w:r>
           </w:p>
         </w:tc>
@@ -1094,7 +1094,7 @@
                 <w:color w:val="1E3A8A"/>
                 <w:sz w:val="19"/>
               </w:rPr>
-              <w:t>2) 특히 기존에 일일이 눈으로 찾던 [초과 항목 / 미달성 지표 / 저효율 캠페인]이 이렇게 빨간색 경고로 자동 분류됩니다. 상단 필터에서 [특정 부서/조건]을 선택하면 차트와 표가 즉시 연동됩니다.</w:t>
+              <w:t>2) 특히 기존에 일일이 눈으로 찾던 [초과 항목 / 미달성 지표 / 저효율 캠페인]이 이렇게 빨간색 경고로 자동 분류 됩니다. 상단 필터에서 [특정 부서/조건]을 선택하면 차트와 표가 즉시 연동됩니다.</w:t>
             </w:r>
           </w:p>
         </w:tc>
@@ -1189,7 +1189,7 @@
                 <w:color w:val="1E3A8A"/>
                 <w:sz w:val="19"/>
               </w:rPr>
-              <w:t>"이 도구를 현업에 바로 적용하면 기존에 [주/월 OO시간] 걸리던 단순 취합·검산 업무를 [OO분] 이내로 약 [OO]% 단축할 수 있습니다.</w:t>
+              <w:t>"이 도구를 현업에 바로 적용하면 기존에 [주/월 OO시간] 걸리던 단순 취합·검산 업무를 [OO분] 이내로 약 [OO]% 단축 할 수 있습니다.</w:t>
             </w:r>
           </w:p>
         </w:tc>
@@ -1217,7 +1217,7 @@
                 <w:color w:val="1E3A8A"/>
                 <w:sz w:val="19"/>
               </w:rPr>
-              <w:t>이번 교육에서는 핵심 기능 2가지를 완벽히 구현하는 데 집중했고, 현업 복귀 후에는 [향후 추가하고 싶은 기능 1가지: 예 - 분기별 추이 비교 탭 추가]를 보완하여 팀원들과 함께 사용할 계획입니다. 감사합니다."</w:t>
+              <w:t>이번 교육에서는 핵심 기능 2가지를 완벽히 구현하는 데 집중했고, 현업 복귀 후에는 [향후 추가하고 싶은 기능 1가지: 예 - 분기별 추이 비교 탭 추가] 를 보완하여 팀원들과 함께 사용할 계획입니다. 감사합니다."</w:t>
             </w:r>
           </w:p>
         </w:tc>
